--- a/papers/paper2/paper2_v1.docx
+++ b/papers/paper2/paper2_v1.docx
@@ -29,7 +29,7 @@
         <w:pStyle w:val="Author"/>
       </w:pPr>
       <w:r>
-        <w:t xml:space="preserve">David Kirsch</w:t>
+        <w:t xml:space="preserve">David E. Kirsch</w:t>
       </w:r>
       <w:r>
         <w:br/>
@@ -12684,7 +12684,7 @@
         <w:pStyle w:val="BodyText"/>
       </w:pPr>
       <w:r>
-        <w:t xml:space="preserve">Kirsch, D. (2026). Multiplicative composition of independent dimensions in emergent systems.</w:t>
+        <w:t xml:space="preserve">Kirsch, D. E. (2026). Axiomatic characterization of multiplicative aggregation: On zero-collapse and the O-Ring inversion.</w:t>
       </w:r>
       <w:r>
         <w:t xml:space="preserve"> </w:t>
